--- a/examples/Rmd/doc/README.docx
+++ b/examples/Rmd/doc/README.docx
@@ -2,13 +2,13 @@
 <file path=word/document.xml><?xml version="1.0" encoding="utf-8"?>
 <w:document xmlns:w="http://schemas.openxmlformats.org/wordprocessingml/2006/main" xmlns:m="http://schemas.openxmlformats.org/officeDocument/2006/math" xmlns:r="http://schemas.openxmlformats.org/officeDocument/2006/relationships" xmlns:o="urn:schemas-microsoft-com:office:office" xmlns:v="urn:schemas-microsoft-com:vml" xmlns:w10="urn:schemas-microsoft-com:office:word" xmlns:a="http://schemas.openxmlformats.org/drawingml/2006/main" xmlns:pic="http://schemas.openxmlformats.org/drawingml/2006/picture" xmlns:wp="http://schemas.openxmlformats.org/drawingml/2006/wordprocessingDrawing">
   <w:body>
-    <w:bookmarkStart w:id="25" w:name="examples-rmd-directory"/>
+    <w:bookmarkStart w:id="23" w:name="dal-toolbox-dp-examples"/>
     <w:p>
       <w:pPr>
         <w:pStyle w:val="Heading1"/>
       </w:pPr>
       <w:r>
-        <w:t xml:space="preserve">Examples — Rmd Directory</w:t>
+        <w:t xml:space="preserve">DAL Toolbox DP Examples</w:t>
       </w:r>
     </w:p>
     <w:p>
@@ -44,7 +44,7 @@
           <w:rPr>
             <w:rStyle w:val="Hyperlink"/>
           </w:rPr>
-          <w:t xml:space="preserve">autoencoder/README.md</w:t>
+          <w:t xml:space="preserve">autoencoder</w:t>
         </w:r>
       </w:hyperlink>
       <w:r>
@@ -67,7 +67,7 @@
           <w:rPr>
             <w:rStyle w:val="Hyperlink"/>
           </w:rPr>
-          <w:t xml:space="preserve">classification/README.md</w:t>
+          <w:t xml:space="preserve">classification</w:t>
         </w:r>
       </w:hyperlink>
       <w:r>
@@ -90,53 +90,7 @@
           <w:rPr>
             <w:rStyle w:val="Hyperlink"/>
           </w:rPr>
-          <w:t xml:space="preserve">feature-selection/README.md</w:t>
-        </w:r>
-      </w:hyperlink>
-      <w:r>
-        <w:t xml:space="preserve"> </w:t>
-      </w:r>
-      <w:r>
-        <w:t xml:space="preserve">— Feature selection via FSS (wrapper), Information Gain (filter), Lasso (embedded), and Relief (filter) to identify relevant variables.</w:t>
-      </w:r>
-    </w:p>
-    <w:p>
-      <w:pPr>
-        <w:pStyle w:val="Compact"/>
-        <w:numPr>
-          <w:ilvl w:val="0"/>
-          <w:numId w:val="1001"/>
-        </w:numPr>
-      </w:pPr>
-      <w:hyperlink r:id="rId23">
-        <w:r>
-          <w:rPr>
-            <w:rStyle w:val="Hyperlink"/>
-          </w:rPr>
-          <w:t xml:space="preserve">sampling/README.md</w:t>
-        </w:r>
-      </w:hyperlink>
-      <w:r>
-        <w:t xml:space="preserve"> </w:t>
-      </w:r>
-      <w:r>
-        <w:t xml:space="preserve">— Class balancing via oversampling and undersampling to address imbalance in classification tasks.</w:t>
-      </w:r>
-    </w:p>
-    <w:p>
-      <w:pPr>
-        <w:pStyle w:val="Compact"/>
-        <w:numPr>
-          <w:ilvl w:val="0"/>
-          <w:numId w:val="1001"/>
-        </w:numPr>
-      </w:pPr>
-      <w:hyperlink r:id="rId24">
-        <w:r>
-          <w:rPr>
-            <w:rStyle w:val="Hyperlink"/>
-          </w:rPr>
-          <w:t xml:space="preserve">timeseries/README.md</w:t>
+          <w:t xml:space="preserve">timeseries</w:t>
         </w:r>
       </w:hyperlink>
       <w:r>
@@ -146,8 +100,12 @@
         <w:t xml:space="preserve">— Time series: encoding (p-&gt;k) and reconstruction (k-&gt;p) with autoencoders to assess reconstruction error and extract compact representations.</w:t>
       </w:r>
     </w:p>
-    <w:bookmarkEnd w:id="25"/>
-    <w:sectPr/>
+    <w:bookmarkEnd w:id="23"/>
+    <w:sectPr>
+      <w:footnotePr>
+        <w:numRestart w:val="eachSect"/>
+      </w:footnotePr>
+    </w:sectPr>
   </w:body>
 </w:document>
 </file>
@@ -425,8 +383,6 @@
     </w:pPr>
     <w:rPr>
       <w:rFonts w:asciiTheme="majorHAnsi" w:cstheme="majorBidi" w:eastAsiaTheme="majorEastAsia" w:hAnsiTheme="majorHAnsi"/>
-      <w:spacing w:val="-10"/>
-      <w:kern w:val="28"/>
       <w:sz w:val="56"/>
       <w:szCs w:val="56"/>
     </w:rPr>
@@ -439,15 +395,13 @@
     <w:rsid w:val="00A10FD9"/>
     <w:rPr>
       <w:rFonts w:asciiTheme="majorHAnsi" w:cstheme="majorBidi" w:eastAsiaTheme="majorEastAsia" w:hAnsiTheme="majorHAnsi"/>
-      <w:spacing w:val="-10"/>
-      <w:kern w:val="28"/>
       <w:sz w:val="56"/>
       <w:szCs w:val="56"/>
     </w:rPr>
   </w:style>
   <w:style w:styleId="Subtitle" w:type="paragraph">
     <w:name w:val="Subtitle"/>
-    <w:basedOn w:val="Normal"/>
+    <w:basedOn w:val="Title"/>
     <w:next w:val="BodyText"/>
     <w:link w:val="SubtitleChar"/>
     <w:uiPriority w:val="11"/>
@@ -458,6 +412,19 @@
         <w:ilvl w:val="1"/>
       </w:numPr>
     </w:pPr>
+    <w:rPr>
+      <w:rFonts w:cstheme="majorBidi" w:eastAsiaTheme="majorEastAsia"/>
+      <w:spacing w:val="15"/>
+      <w:sz w:val="28"/>
+      <w:szCs w:val="28"/>
+    </w:rPr>
+  </w:style>
+  <w:style w:customStyle="1" w:styleId="SubtitleChar" w:type="character">
+    <w:name w:val="Subtitle Char"/>
+    <w:basedOn w:val="DefaultParagraphFont"/>
+    <w:link w:val="Subtitle"/>
+    <w:uiPriority w:val="11"/>
+    <w:rsid w:val="00A10FD9"/>
     <w:rPr>
       <w:rFonts w:cstheme="majorBidi" w:eastAsiaTheme="majorEastAsia"/>
       <w:color w:themeColor="text1" w:themeTint="A6" w:val="595959"/>
@@ -466,39 +433,33 @@
       <w:szCs w:val="28"/>
     </w:rPr>
   </w:style>
-  <w:style w:customStyle="1" w:styleId="SubtitleChar" w:type="character">
-    <w:name w:val="Subtitle Char"/>
-    <w:basedOn w:val="DefaultParagraphFont"/>
-    <w:link w:val="Subtitle"/>
-    <w:uiPriority w:val="11"/>
-    <w:rsid w:val="00A10FD9"/>
-    <w:rPr>
-      <w:rFonts w:cstheme="majorBidi" w:eastAsiaTheme="majorEastAsia"/>
-      <w:color w:themeColor="text1" w:themeTint="A6" w:val="595959"/>
-      <w:spacing w:val="15"/>
-      <w:sz w:val="28"/>
-      <w:szCs w:val="28"/>
-    </w:rPr>
-  </w:style>
   <w:style w:customStyle="1" w:styleId="Author" w:type="paragraph">
     <w:name w:val="Author"/>
+    <w:basedOn w:val="Title"/>
     <w:next w:val="BodyText"/>
     <w:qFormat/>
     <w:pPr>
       <w:keepNext/>
       <w:keepLines/>
-      <w:jc w:val="center"/>
-    </w:pPr>
+    </w:pPr>
+    <w:rPr>
+      <w:sz w:val="24"/>
+      <w:szCs w:val="24"/>
+    </w:rPr>
   </w:style>
   <w:style w:styleId="Date" w:type="paragraph">
     <w:name w:val="Date"/>
+    <w:basedOn w:val="Title"/>
     <w:next w:val="BodyText"/>
     <w:qFormat/>
     <w:pPr>
       <w:keepNext/>
       <w:keepLines/>
-      <w:jc w:val="center"/>
-    </w:pPr>
+    </w:pPr>
+    <w:rPr>
+      <w:sz w:val="24"/>
+      <w:szCs w:val="24"/>
+    </w:rPr>
   </w:style>
   <w:style w:customStyle="1" w:styleId="AbstractTitle" w:type="paragraph">
     <w:name w:val="Abstract Title"/>
@@ -513,7 +474,6 @@
     </w:pPr>
     <w:rPr>
       <w:b/>
-      <w:color w:val="345A8A"/>
       <w:sz w:val="20"/>
       <w:szCs w:val="20"/>
     </w:rPr>
